--- a/Bieu_mau/Boi_thuong_nha_nuoc/Mau_22_BTNN_Template.docx
+++ b/Bieu_mau/Boi_thuong_nha_nuoc/Mau_22_BTNN_Template.docx
@@ -202,7 +202,7 @@
           <w:sz w:val="28"/>
           <w:szCs w:val="28"/>
         </w:rPr>
-        <w:t xml:space="preserve">Căn cứ Điều 49 Luật Trách nhiệm bồi thường của Nhà nước năm 2017 số 10/2017/QH14 (được sửa đổi, bổ sung bởi Luật số 15/2026/QH16);</w:t>
+        <w:t xml:space="preserve">Căn cứ Điều 49 Luật Trách nhiệm bồi thường của Nhà nước số 10/2017/QH14 (được sửa đổi, bổ sung bởi Luật số 15/2026/QH16);</w:t>
       </w:r>
     </w:p>
     <w:p>
@@ -217,7 +217,7 @@
           <w:sz w:val="28"/>
           <w:szCs w:val="28"/>
         </w:rPr>
-        <w:t xml:space="preserve">Căn cứ tài liệu, chứng cứ xác định lý do hoãn ngày ##NgayXacDinhLyDoHoan##;</w:t>
+        <w:t xml:space="preserve">Xét đề nghị hoãn giải quyết yêu cầu bồi thường của Ông/Bà ##TenNguoiYeuCauBoiThuong## ngày…/…/….,</w:t>
       </w:r>
     </w:p>
     <w:p>
@@ -245,7 +245,7 @@
           <w:sz w:val="28"/>
           <w:szCs w:val="28"/>
         </w:rPr>
-        <w:t xml:space="preserve">Điều 1. Hoãn giải quyết yêu cầu bồi thường của Ông/Bà ##TenNguoiYeuCauBoiThuong##. Địa chỉ: ##DiaChiNguoiYeuCauBoiThuong## vì lý do: ##LyDoHoanGiaiQuyet##. Thời gian hoãn: ##ThoiGianHoanDuKien##.</w:t>
+        <w:t xml:space="preserve">Điều 1. Hoãn giải quyết yêu cầu bồi thường của Ông/Bà ##TenNguoiYeuCauBoiThuong## vì ##LyDoHoanGiaiQuyet##.</w:t>
       </w:r>
     </w:p>
     <w:p>
@@ -259,7 +259,7 @@
           <w:sz w:val="28"/>
           <w:szCs w:val="28"/>
         </w:rPr>
-        <w:t xml:space="preserve">Điều 2. Quyết định này có hiệu lực kể từ ngày ký.</w:t>
+        <w:t xml:space="preserve">Điều 2. Thời hạn hoãn là ##ThoiHanHoan## ngày, từ ngày ##TuNgayHoan## đến ngày ##DenNgayHoan##.</w:t>
       </w:r>
     </w:p>
     <w:p>
@@ -273,7 +273,21 @@
           <w:sz w:val="28"/>
           <w:szCs w:val="28"/>
         </w:rPr>
-        <w:t xml:space="preserve">Điều 3. Ông/Bà ##TenNguoiYeuCauBoiThuong## và cơ quan, tổ chức, cá nhân có liên quan chịu trách nhiệm thi hành Quyết định này./.</w:t>
+        <w:t xml:space="preserve">Điều 3. Quyết định này có hiệu lực kể từ ngày ký.</w:t>
+      </w:r>
+    </w:p>
+    <w:p>
+      <w:pPr>
+        <w:jc w:val="both"/>
+        <w:ind w:firstLine="567"/>
+        <w:spacing w:after="120" w:line="276" w:lineRule="auto"/>
+      </w:pPr>
+      <w:r>
+        <w:rPr>
+          <w:sz w:val="28"/>
+          <w:szCs w:val="28"/>
+        </w:rPr>
+        <w:t xml:space="preserve">Điều 4. Ông/Bà ##TenNguoiYeuCauBoiThuong## và cơ quan, tổ chức, cá nhân có liên quan chịu trách nhiệm thi hành Quyết định này./.</w:t>
       </w:r>
     </w:p>
     <w:tbl>
@@ -319,43 +333,7 @@
                 <w:sz w:val="22"/>
                 <w:szCs w:val="22"/>
               </w:rPr>
-              <w:t xml:space="preserve">- Như Điều 3;</w:t>
-            </w:r>
-          </w:p>
-          <w:p>
-            <w:r>
-              <w:rPr>
-                <w:sz w:val="22"/>
-                <w:szCs w:val="22"/>
-              </w:rPr>
-              <w:t xml:space="preserve">- ##TenCoQuanQuanLyNhaNuocBTNN##;</w:t>
-            </w:r>
-          </w:p>
-          <w:p>
-            <w:r>
-              <w:rPr>
-                <w:sz w:val="22"/>
-                <w:szCs w:val="22"/>
-              </w:rPr>
-              <w:t xml:space="preserve">- ##HoTenNguoiGiaiQuyet##;</w:t>
-            </w:r>
-          </w:p>
-          <w:p>
-            <w:r>
-              <w:rPr>
-                <w:sz w:val="22"/>
-                <w:szCs w:val="22"/>
-              </w:rPr>
-              <w:t xml:space="preserve">- ##TenNguoiThiHanhCongVuGayThietHai##;</w:t>
-            </w:r>
-          </w:p>
-          <w:p>
-            <w:r>
-              <w:rPr>
-                <w:sz w:val="22"/>
-                <w:szCs w:val="22"/>
-              </w:rPr>
-              <w:t xml:space="preserve">- Lưu: VT, HSVV.</w:t>
+              <w:t xml:space="preserve">##NoiNhan##</w:t>
             </w:r>
           </w:p>
         </w:tc>
@@ -375,7 +353,7 @@
                 <w:sz w:val="28"/>
                 <w:szCs w:val="28"/>
               </w:rPr>
-              <w:t>##ChucVuNguoiDungDau##</w:t>
+              <w:t>##ChucVuNguoiKy##</w:t>
             </w:r>
           </w:p>
           <w:p>
@@ -388,7 +366,7 @@
                 <w:sz w:val="26"/>
                 <w:szCs w:val="26"/>
               </w:rPr>
-              <w:t>(Ký, ghi rõ họ tên, đóng dấu)</w:t>
+              <w:t>(Ký, ghi rõ họ tên và đóng dấu)</w:t>
             </w:r>
           </w:p>
           <w:p>

--- a/Bieu_mau/Boi_thuong_nha_nuoc/Mau_22_BTNN_Template.docx
+++ b/Bieu_mau/Boi_thuong_nha_nuoc/Mau_22_BTNN_Template.docx
@@ -242,10 +242,19 @@
       </w:pPr>
       <w:r>
         <w:rPr>
-          <w:sz w:val="28"/>
-          <w:szCs w:val="28"/>
-        </w:rPr>
-        <w:t xml:space="preserve">Điều 1. Hoãn giải quyết yêu cầu bồi thường của Ông/Bà ##TenNguoiYeuCauBoiThuong## vì ##LyDoHoanGiaiQuyet##.</w:t>
+          <w:b/>
+          <w:bCs/>
+          <w:sz w:val="28"/>
+          <w:szCs w:val="28"/>
+        </w:rPr>
+        <w:t>Điều 1.</w:t>
+      </w:r>
+      <w:r>
+        <w:rPr>
+          <w:sz w:val="28"/>
+          <w:szCs w:val="28"/>
+        </w:rPr>
+        <w:t xml:space="preserve"> Hoãn giải quyết yêu cầu bồi thường của Ông/Bà ##TenNguoiYeuCauBoiThuong## vì ##LyDoHoanGiaiQuyet##.</w:t>
       </w:r>
     </w:p>
     <w:p>
@@ -256,10 +265,19 @@
       </w:pPr>
       <w:r>
         <w:rPr>
-          <w:sz w:val="28"/>
-          <w:szCs w:val="28"/>
-        </w:rPr>
-        <w:t xml:space="preserve">Điều 2. Thời hạn hoãn là ##ThoiHanHoan## ngày, từ ngày ##TuNgayHoan## đến ngày ##DenNgayHoan##.</w:t>
+          <w:b/>
+          <w:bCs/>
+          <w:sz w:val="28"/>
+          <w:szCs w:val="28"/>
+        </w:rPr>
+        <w:t>Điều 2.</w:t>
+      </w:r>
+      <w:r>
+        <w:rPr>
+          <w:sz w:val="28"/>
+          <w:szCs w:val="28"/>
+        </w:rPr>
+        <w:t xml:space="preserve"> Thời hạn hoãn là ##ThoiHanHoan## ngày, từ ngày ##TuNgayHoan## đến ngày ##DenNgayHoan##.</w:t>
       </w:r>
     </w:p>
     <w:p>
@@ -270,10 +288,19 @@
       </w:pPr>
       <w:r>
         <w:rPr>
-          <w:sz w:val="28"/>
-          <w:szCs w:val="28"/>
-        </w:rPr>
-        <w:t xml:space="preserve">Điều 3. Quyết định này có hiệu lực kể từ ngày ký.</w:t>
+          <w:b/>
+          <w:bCs/>
+          <w:sz w:val="28"/>
+          <w:szCs w:val="28"/>
+        </w:rPr>
+        <w:t>Điều 3.</w:t>
+      </w:r>
+      <w:r>
+        <w:rPr>
+          <w:sz w:val="28"/>
+          <w:szCs w:val="28"/>
+        </w:rPr>
+        <w:t xml:space="preserve"> Quyết định này có hiệu lực kể từ ngày ký.</w:t>
       </w:r>
     </w:p>
     <w:p>
@@ -284,10 +311,19 @@
       </w:pPr>
       <w:r>
         <w:rPr>
-          <w:sz w:val="28"/>
-          <w:szCs w:val="28"/>
-        </w:rPr>
-        <w:t xml:space="preserve">Điều 4. Ông/Bà ##TenNguoiYeuCauBoiThuong## và cơ quan, tổ chức, cá nhân có liên quan chịu trách nhiệm thi hành Quyết định này./.</w:t>
+          <w:b/>
+          <w:bCs/>
+          <w:sz w:val="28"/>
+          <w:szCs w:val="28"/>
+        </w:rPr>
+        <w:t>Điều 4.</w:t>
+      </w:r>
+      <w:r>
+        <w:rPr>
+          <w:sz w:val="28"/>
+          <w:szCs w:val="28"/>
+        </w:rPr>
+        <w:t xml:space="preserve"> Ông/Bà ##TenNguoiYeuCauBoiThuong## và cơ quan, tổ chức, cá nhân có liên quan chịu trách nhiệm thi hành Quyết định này./.</w:t>
       </w:r>
     </w:p>
     <w:tbl>
